--- a/docs/RelayPay-Support-Agent-one-pager.docx
+++ b/docs/RelayPay-Support-Agent-one-pager.docx
@@ -74,7 +74,7 @@
           <w:rFonts w:ascii="Segoe UI" w:hAnsi="Segoe UI" w:cs="Segoe UI"/>
           <w:lang w:val="en"/>
         </w:rPr>
-        <w:t xml:space="preserve"> 1 October 2026    </w:t>
+        <w:t xml:space="preserve"> 2 October 2026    </w:t>
       </w:r>
       <w:r>
         <w:rPr>
@@ -527,7 +527,7 @@
           <w:szCs w:val="19"/>
           <w:lang w:val="en"/>
         </w:rPr>
-        <w:t xml:space="preserve"> Overview shows the week, Escalations who to call, when and why, and Conversations every reply with what was checked first.</w:t>
+        <w:t xml:space="preserve"> Overview shows the week, Escalations who to call, when and why, Conversations every reply with what was checked first, and Customers who each caller was and their history.</w:t>
       </w:r>
     </w:p>
     <w:p>
@@ -603,7 +603,7 @@
           <w:szCs w:val="19"/>
           <w:lang w:val="en"/>
         </w:rPr>
-        <w:t>Identity is two matching facts, not authentication; production would send a one-time code. English only. The seed data is static and dated. A fresh agent process starts every turn: replies averaged 4.6 to 6.3 seconds on live calls (Vapi's measurement), and the booking turn can pass the 14 second limit, when the caller hears what was already done. No phone number: Vapi's free numbers are US only. AI cost is an estimate, never added to Vapi's bill.</w:t>
+        <w:t>Identity is two matching facts, not authentication; production would send a one-time code. English only. The seed data is static and dated. A fresh agent process starts every turn: replies averaged 4.6 to 6.3 seconds on live calls (Vapi's measurement), and a turn that passes the 14 second limit still says what was already done. No phone number: Vapi's free numbers are US only. AI cost is an estimate, never added to Vapi's bill.</w:t>
       </w:r>
     </w:p>
     <w:p>
@@ -846,9 +846,9 @@
 <file path=word/numbering.xml><?xml version="1.0" encoding="utf-8"?>
 <w:numbering xmlns:wpc="http://schemas.microsoft.com/office/word/2010/wordprocessingCanvas" xmlns:cx="http://schemas.microsoft.com/office/drawing/2014/chartex" xmlns:cx1="http://schemas.microsoft.com/office/drawing/2015/9/8/chartex" xmlns:cx2="http://schemas.microsoft.com/office/drawing/2015/10/21/chartex" xmlns:cx3="http://schemas.microsoft.com/office/drawing/2016/5/9/chartex" xmlns:cx4="http://schemas.microsoft.com/office/drawing/2016/5/10/chartex" xmlns:cx5="http://schemas.microsoft.com/office/drawing/2016/5/11/chartex" xmlns:cx6="http://schemas.microsoft.com/office/drawing/2016/5/12/chartex" xmlns:cx7="http://schemas.microsoft.com/office/drawing/2016/5/13/chartex" xmlns:cx8="http://schemas.microsoft.com/office/drawing/2016/5/14/chartex" xmlns:mc="http://schemas.openxmlformats.org/markup-compatibility/2006" xmlns:aink="http://schemas.microsoft.com/office/drawing/2016/ink" xmlns:am3d="http://schemas.microsoft.com/office/drawing/2017/model3d" xmlns:o="urn:schemas-microsoft-com:office:office" xmlns:oel="http://schemas.microsoft.com/office/2019/extlst" xmlns:r="http://schemas.openxmlformats.org/officeDocument/2006/relationships" xmlns:m="http://schemas.openxmlformats.org/officeDocument/2006/math" xmlns:v="urn:schemas-microsoft-com:vml" xmlns:wp14="http://schemas.microsoft.com/office/word/2010/wordprocessingDrawing" xmlns:wp="http://schemas.openxmlformats.org/drawingml/2006/wordprocessingDrawing" xmlns:w10="urn:schemas-microsoft-com:office:word" xmlns:w="http://schemas.openxmlformats.org/wordprocessingml/2006/main" xmlns:w14="http://schemas.microsoft.com/office/word/2010/wordml" xmlns:w15="http://schemas.microsoft.com/office/word/2012/wordml" xmlns:w16cex="http://schemas.microsoft.com/office/word/2018/wordml/cex" xmlns:w16cid="http://schemas.microsoft.com/office/word/2016/wordml/cid" xmlns:w16="http://schemas.microsoft.com/office/word/2018/wordml" xmlns:w16du="http://schemas.microsoft.com/office/word/2023/wordml/word16du" xmlns:w16sdtdh="http://schemas.microsoft.com/office/word/2020/wordml/sdtdatahash" xmlns:w16sdtfl="http://schemas.microsoft.com/office/word/2024/wordml/sdtformatlock" xmlns:w16se="http://schemas.microsoft.com/office/word/2015/wordml/symex" xmlns:wpg="http://schemas.microsoft.com/office/word/2010/wordprocessingGroup" xmlns:wpi="http://schemas.microsoft.com/office/word/2010/wordprocessingInk" xmlns:wne="http://schemas.microsoft.com/office/word/2006/wordml" xmlns:wps="http://schemas.microsoft.com/office/word/2010/wordprocessingShape" mc:Ignorable="w14 w15 w16se w16cid w16 w16cex w16sdtdh w16sdtfl w16du wp14">
   <w:abstractNum w:abstractNumId="0" w15:restartNumberingAfterBreak="0">
-    <w:nsid w:val="462A6FD3"/>
+    <w:nsid w:val="0D953394"/>
     <w:multiLevelType w:val="multilevel"/>
-    <w:tmpl w:val="706441F2"/>
+    <w:tmpl w:val="CC3EF538"/>
     <w:lvl w:ilvl="0">
       <w:start w:val="1"/>
       <w:numFmt w:val="decimal"/>
@@ -958,7 +958,7 @@
       </w:pPr>
     </w:lvl>
   </w:abstractNum>
-  <w:num w:numId="1" w16cid:durableId="423383885">
+  <w:num w:numId="1" w16cid:durableId="322317034">
     <w:abstractNumId w:val="0"/>
   </w:num>
 </w:numbering>
